--- a/document/docs/Technical Documentation.docx
+++ b/document/docs/Technical Documentation.docx
@@ -1539,7 +1539,7 @@
                 <w:sz w:val="26"/>
                 <w:shd w:val="clear" w:fill="F2F2F2"/>
               </w:rPr>
-              <w:t>/student/rooms/[roomId]</w:t>
+              <w:t>/student/rooms/[roomId] (Chapter Session với điều hướng Lesson)</w:t>
             </w:r>
           </w:p>
         </w:tc>
@@ -3019,7 +3019,7 @@
           <w:rFonts w:ascii="Times New Roman" w:hAnsi="Times New Roman" w:eastAsia="Times New Roman"/>
           <w:sz w:val="26"/>
         </w:rPr>
-        <w:t>create-course-section-lesson-form.tsx: upload, kiểm tra, xem trước và lưu Lesson.</w:t>
+        <w:t>Các form Lesson hỗ trợ tối đa 20 file .md, chuyển tab để đổi tên/xóa/chỉnh sửa/preview từng bài và batch save vào Chapter đã chọn; Preview mode không bắt buộc trước khi lưu.</w:t>
       </w:r>
     </w:p>
     <w:p>
@@ -3037,7 +3037,7 @@
           <w:rFonts w:ascii="Times New Roman" w:hAnsi="Times New Roman" w:eastAsia="Times New Roman"/>
           <w:sz w:val="26"/>
         </w:rPr>
-        <w:t>session-actions.ts: xử lý việc bắt đầu một Lesson Session.</w:t>
+        <w:t>session-actions.ts xử lý Start Chapter Session; database tạo session_lessons cho toàn bộ Lesson trong Chapter và snapshot roster một lần.</w:t>
       </w:r>
     </w:p>
     <w:p>
@@ -3658,7 +3658,7 @@
           <w:rFonts w:ascii="Times New Roman" w:hAnsi="Times New Roman" w:eastAsia="Times New Roman"/>
           <w:sz w:val="26"/>
         </w:rPr>
-        <w:t>AnonymousAuthBootstrap tạo một Supabase anonymous session cho các route không dành cho Teacher.</w:t>
+        <w:t>AnonymousAuthBootstrap khởi tạo anonymous session ở nền; public catalog không chờ Auth. Course Section xác minh MSSV một lần và lưu cookie phiên HttpOnly để render thẳng Chapter xem trước/đã kết thúc; LIVE vẫn xác minh riêng.</w:t>
       </w:r>
     </w:p>
     <w:p>
@@ -3676,7 +3676,7 @@
           <w:rFonts w:ascii="Times New Roman" w:hAnsi="Times New Roman" w:eastAsia="Times New Roman"/>
           <w:sz w:val="26"/>
         </w:rPr>
-        <w:t>participants.user_id dùng để liên kết một anonymous Auth user với MSSV của Student trong từng Session.</w:t>
+        <w:t>participants giữ một bản ghi canonical theo Session/MSSV; lesson_session_access_grants cho phép nhiều anonymous browser cùng đại diện cho MSSV đó.</w:t>
       </w:r>
     </w:p>
     <w:p>
@@ -3694,7 +3694,7 @@
           <w:rFonts w:ascii="Times New Roman" w:hAnsi="Times New Roman" w:eastAsia="Times New Roman"/>
           <w:sz w:val="26"/>
         </w:rPr>
-        <w:t>Các unique constraint ngăn một MSSV hoặc một anonymous user tham gia trùng trong cùng một Session.</w:t>
+        <w:t>Constraint ngăn duplicate Participant theo Session/MSSV; dữ liệu attendance và tương tác vẫn chỉ được tính một lần khi Student dùng nhiều thiết bị.</w:t>
       </w:r>
     </w:p>
     <w:p>
@@ -4080,7 +4080,7 @@
           <w:i w:val="0"/>
           <w:sz w:val="26"/>
         </w:rPr>
-        <w:t>Client subscription không xem payload Realtime là dữ liệu chính thức. Khi nhận event hoặc kết nối lại, client sẽ gọi query/RPC tương ứng để lấy snapshot mới nhất. Một số component có cơ chế polling dự phòng khi channel gặp lỗi, timeout hoặc bị đóng.</w:t>
+        <w:t>Realtime payload chỉ là tín hiệu. Event liên tiếp được debounce/coalesce trước khi refetch; Dashboard chỉ polling khi channel lỗi, timeout hoặc đóng, dừng polling khi kết nối lại và luôn lấy snapshot mới nhất từ database.</w:t>
       </w:r>
     </w:p>
     <w:p>
@@ -4351,7 +4351,7 @@
           <w:i w:val="0"/>
           <w:sz w:val="26"/>
         </w:rPr>
-        <w:t>Ứng dụng hiện không tích hợp nhà cung cấp email, thanh toán, AI, object storage hoặc dịch vụ analytics của bên thứ ba.</w:t>
+        <w:t>Ứng dụng không tích hợp email, thanh toán, AI hay analytics bên thứ ba. Supabase Storage bucket lesson-images lưu ảnh Markdown PNG/JPEG/WebP tối đa 5 MB với policy theo Teacher và Subject.</w:t>
       </w:r>
     </w:p>
     <w:p>
@@ -4414,7 +4414,7 @@
           <w:i w:val="0"/>
           <w:sz w:val="26"/>
         </w:rPr>
-        <w:t>Phần lõi Live Room đã hoạt động ổn định, vì vậy bảng rooms được tái sử dụng để đại diện cho Lesson Session thay vì xây dựng thêm một hệ thống song song. Trường rooms.lesson_id dùng để liên kết Session với persistent Lesson. Trường code vẫn được giữ ở dạng nullable để tương thích với các migration cũ, nhưng không còn được sử dụng trong luồng hiện tại.</w:t>
+        <w:t>Phần lõi Live Room được tái sử dụng cho Chapter Session. rooms.course_section_id và rooms.chapter_id xác định buổi học; session_lessons chứa nhiều Lesson cùng tiến độ Section riêng. rooms.lesson_id và code được giữ để tương thích dữ liệu cũ.</w:t>
       </w:r>
     </w:p>
     <w:p>
@@ -4443,7 +4443,7 @@
           <w:i w:val="0"/>
           <w:sz w:val="26"/>
         </w:rPr>
-        <w:t>Nội dung Lesson chỉ được lưu một lần trong Course Section. Mỗi lần Teacher bấm Start, hệ thống chỉ tạo một Session mới và không sao chép hay thay đổi nội dung của Lesson.</w:t>
+        <w:t>Lesson Plan Subject là bản mẫu. Course Section nhận bản sao độc lập có template_chapter_id/template_lesson_id để đồng bộ có chọn lọc. Lesson đã có Session hoặc tùy chỉnh riêng được giữ nguyên; mỗi lần Start chỉ tạo Chapter Session mới.</w:t>
       </w:r>
     </w:p>
     <w:p>
@@ -4472,7 +4472,7 @@
           <w:i w:val="0"/>
           <w:sz w:val="26"/>
         </w:rPr>
-        <w:t>Khi Session bắt đầu, roster tại thời điểm đó được sao chép vào session_attendance để tạo attendance snapshot. Vì vậy, việc cập nhật roster sau này sẽ không làm thay đổi dữ liệu điểm danh của các Session trước.</w:t>
+        <w:t>Khi Chapter Session bắt đầu, roster được snapshot một lần vào session_attendance. Một Session là một buổi điểm danh dù Chapter có bao nhiêu Lesson; Start lại Chapter tạo một buổi mới. Cập nhật roster không đổi lịch sử.</w:t>
       </w:r>
     </w:p>
     <w:p>
@@ -4809,7 +4809,7 @@
           <w:rFonts w:ascii="Times New Roman" w:hAnsi="Times New Roman" w:eastAsia="Times New Roman"/>
           <w:sz w:val="26"/>
         </w:rPr>
-        <w:t>App server nên được triển khai gần region của Supabase để giảm độ trễ khi thực hiện nhiều query liên tiếp.</w:t>
+        <w:t>App server nên ở gần region Supabase. Public catalog dùng RPC gộp; Summary stream overview, lazy-load attendance/Lesson; Quiz analytics và lịch sử Chapter Session dùng index chuyên biệt để giảm query và payload.</w:t>
       </w:r>
     </w:p>
     <w:p>
